--- a/HISTORIA JORNADA COMPLETA EN LA MINA.docx
+++ b/HISTORIA JORNADA COMPLETA EN LA MINA.docx
@@ -686,7 +686,7 @@
           <w:szCs w:val="24"/>
           <w:rtl w:val="0"/>
         </w:rPr>
-        <w:t xml:space="preserve">2. Barrenista experto(Andres):</w:t>
+        <w:t xml:space="preserve">2. Barrenista experto(Juan):</w:t>
       </w:r>
     </w:p>
     <w:p>
@@ -747,7 +747,7 @@
           <w:szCs w:val="24"/>
           <w:rtl w:val="0"/>
         </w:rPr>
-        <w:t xml:space="preserve">3. Artificiero(Juan):</w:t>
+        <w:t xml:space="preserve">3. Artificiero(Andres):</w:t>
       </w:r>
     </w:p>
     <w:p>
@@ -1291,7 +1291,71 @@
           <w:szCs w:val="24"/>
           <w:rtl w:val="0"/>
         </w:rPr>
-        <w:t xml:space="preserve">Juan el barrenista:</w:t>
+        <w:t xml:space="preserve">Juan el barrenista:”señores señoras bienvenidos a la galería principal del pozo sotón. con nosotros se encuentra nuestro jefe de vagoneros Pablo él nos explicara como funciona el transporte de los materiales en la mina y la infraestructura necesaria para dicho transporte”</w:t>
+      </w:r>
+    </w:p>
+    <w:p>
+      <w:pPr>
+        <w:rPr>
+          <w:sz w:val="24"/>
+          <w:szCs w:val="24"/>
+        </w:rPr>
+      </w:pPr>
+      <w:r>
+        <w:rPr>
+          <w:sz w:val="24"/>
+          <w:szCs w:val="24"/>
+          <w:rtl w:val="0"/>
+        </w:rPr>
+        <w:t xml:space="preserve">Pablo el jefe de vagoneros:”buenos días encantado de contar con ustedes y con la maravillosa introducción de mi compañero Juan. Pues como les comentaba mi compañero hoy les contare como funciona la logística de una mina empezando por lo más importante la jaula en la cual acaban de descender.”</w:t>
+      </w:r>
+    </w:p>
+    <w:p>
+      <w:pPr>
+        <w:rPr>
+          <w:sz w:val="24"/>
+          <w:szCs w:val="24"/>
+        </w:rPr>
+      </w:pPr>
+      <w:r>
+        <w:rPr>
+          <w:sz w:val="24"/>
+          <w:szCs w:val="24"/>
+          <w:rtl w:val="0"/>
+        </w:rPr>
+        <w:t xml:space="preserve">Pablo el jefe de vagoneros: “esa es la jaula de extracción en la cual tanto personas como vagonetas e incluso animales en el pasado ascendían y descendían de las galerías una pieza clave en toda mina.”</w:t>
+      </w:r>
+    </w:p>
+    <w:p>
+      <w:pPr>
+        <w:rPr>
+          <w:sz w:val="24"/>
+          <w:szCs w:val="24"/>
+        </w:rPr>
+      </w:pPr>
+      <w:r>
+        <w:rPr>
+          <w:sz w:val="24"/>
+          <w:szCs w:val="24"/>
+          <w:rtl w:val="0"/>
+        </w:rPr>
+        <w:t xml:space="preserve">Pablo el jefe de vagoneros:”una vez descienden a las galerías donde nos encontramos nosotros ahora mismo encontraríamos una red de raíles desde los cuales las vagonetas eran transportadas estos raíles como todo lo que aquí hallarán ha sido construido por alguno de mis compañeros.”</w:t>
+      </w:r>
+    </w:p>
+    <w:p>
+      <w:pPr>
+        <w:rPr>
+          <w:sz w:val="24"/>
+          <w:szCs w:val="24"/>
+        </w:rPr>
+      </w:pPr>
+      <w:r>
+        <w:rPr>
+          <w:sz w:val="24"/>
+          <w:szCs w:val="24"/>
+          <w:rtl w:val="0"/>
+        </w:rPr>
+        <w:t xml:space="preserve">Pablo el jefe de vagonetas:”la magia de las vagonetas consta en la simplicidad de una continua rotación con el exterior sin detener nunca la jaula pues siempre se almacenan vacíos en las propias galerías de extracción.”</w:t>
       </w:r>
     </w:p>
     <w:p>
@@ -1377,6 +1441,188 @@
       </w:pPr>
       <w:r>
         <w:rPr>
+          <w:rtl w:val="0"/>
+        </w:rPr>
+      </w:r>
+    </w:p>
+    <w:p>
+      <w:pPr>
+        <w:rPr>
+          <w:sz w:val="24"/>
+          <w:szCs w:val="24"/>
+        </w:rPr>
+      </w:pPr>
+      <w:r>
+        <w:rPr>
+          <w:rtl w:val="0"/>
+        </w:rPr>
+      </w:r>
+    </w:p>
+    <w:p>
+      <w:pPr>
+        <w:rPr>
+          <w:sz w:val="24"/>
+          <w:szCs w:val="24"/>
+        </w:rPr>
+      </w:pPr>
+      <w:r>
+        <w:rPr>
+          <w:rtl w:val="0"/>
+        </w:rPr>
+      </w:r>
+    </w:p>
+    <w:p>
+      <w:pPr>
+        <w:rPr>
+          <w:sz w:val="24"/>
+          <w:szCs w:val="24"/>
+        </w:rPr>
+      </w:pPr>
+      <w:r>
+        <w:rPr>
+          <w:rtl w:val="0"/>
+        </w:rPr>
+      </w:r>
+    </w:p>
+    <w:p>
+      <w:pPr>
+        <w:rPr>
+          <w:sz w:val="24"/>
+          <w:szCs w:val="24"/>
+        </w:rPr>
+      </w:pPr>
+      <w:r>
+        <w:rPr>
+          <w:rtl w:val="0"/>
+        </w:rPr>
+      </w:r>
+    </w:p>
+    <w:p>
+      <w:pPr>
+        <w:rPr>
+          <w:sz w:val="24"/>
+          <w:szCs w:val="24"/>
+        </w:rPr>
+      </w:pPr>
+      <w:r>
+        <w:rPr>
+          <w:rtl w:val="0"/>
+        </w:rPr>
+      </w:r>
+    </w:p>
+    <w:p>
+      <w:pPr>
+        <w:rPr>
+          <w:sz w:val="24"/>
+          <w:szCs w:val="24"/>
+        </w:rPr>
+      </w:pPr>
+      <w:r>
+        <w:rPr>
+          <w:rtl w:val="0"/>
+        </w:rPr>
+      </w:r>
+    </w:p>
+    <w:p>
+      <w:pPr>
+        <w:rPr>
+          <w:sz w:val="24"/>
+          <w:szCs w:val="24"/>
+        </w:rPr>
+      </w:pPr>
+      <w:r>
+        <w:rPr>
+          <w:rtl w:val="0"/>
+        </w:rPr>
+      </w:r>
+    </w:p>
+    <w:p>
+      <w:pPr>
+        <w:rPr>
+          <w:sz w:val="24"/>
+          <w:szCs w:val="24"/>
+        </w:rPr>
+      </w:pPr>
+      <w:r>
+        <w:rPr>
+          <w:rtl w:val="0"/>
+        </w:rPr>
+      </w:r>
+    </w:p>
+    <w:p>
+      <w:pPr>
+        <w:rPr>
+          <w:sz w:val="24"/>
+          <w:szCs w:val="24"/>
+        </w:rPr>
+      </w:pPr>
+      <w:r>
+        <w:rPr>
+          <w:rtl w:val="0"/>
+        </w:rPr>
+      </w:r>
+    </w:p>
+    <w:p>
+      <w:pPr>
+        <w:rPr>
+          <w:sz w:val="24"/>
+          <w:szCs w:val="24"/>
+        </w:rPr>
+      </w:pPr>
+      <w:r>
+        <w:rPr>
+          <w:rtl w:val="0"/>
+        </w:rPr>
+      </w:r>
+    </w:p>
+    <w:p>
+      <w:pPr>
+        <w:rPr>
+          <w:sz w:val="24"/>
+          <w:szCs w:val="24"/>
+        </w:rPr>
+      </w:pPr>
+      <w:r>
+        <w:rPr>
+          <w:rtl w:val="0"/>
+        </w:rPr>
+      </w:r>
+    </w:p>
+    <w:p>
+      <w:pPr>
+        <w:rPr>
+          <w:sz w:val="24"/>
+          <w:szCs w:val="24"/>
+        </w:rPr>
+      </w:pPr>
+      <w:r>
+        <w:rPr>
+          <w:rtl w:val="0"/>
+        </w:rPr>
+      </w:r>
+    </w:p>
+    <w:p>
+      <w:pPr>
+        <w:rPr>
+          <w:sz w:val="24"/>
+          <w:szCs w:val="24"/>
+        </w:rPr>
+      </w:pPr>
+      <w:r>
+        <w:rPr>
+          <w:rtl w:val="0"/>
+        </w:rPr>
+      </w:r>
+    </w:p>
+    <w:p>
+      <w:pPr>
+        <w:rPr>
+          <w:sz w:val="24"/>
+          <w:szCs w:val="24"/>
+        </w:rPr>
+      </w:pPr>
+      <w:r>
+        <w:rPr>
           <w:sz w:val="24"/>
           <w:szCs w:val="24"/>
           <w:rtl w:val="0"/>
@@ -1487,7 +1733,39 @@
           <w:szCs w:val="24"/>
           <w:rtl w:val="0"/>
         </w:rPr>
-        <w:t xml:space="preserve">Explanation of drilling process and preparation for blasting</w:t>
+        <w:t xml:space="preserve">Juan el barrenista:” Por Favor tengan cuidado pues ahora mismo se encuentran en una de las zonas más críticas de una mina pues nos encontramos en la zona de extracción.”</w:t>
+      </w:r>
+    </w:p>
+    <w:p>
+      <w:pPr>
+        <w:rPr>
+          <w:sz w:val="24"/>
+          <w:szCs w:val="24"/>
+        </w:rPr>
+      </w:pPr>
+      <w:r>
+        <w:rPr>
+          <w:sz w:val="24"/>
+          <w:szCs w:val="24"/>
+          <w:rtl w:val="0"/>
+        </w:rPr>
+        <w:t xml:space="preserve">Juan el barrenista: “en esta zona los barrenistas como yo nos dedicamos a perforar la roca antiguamente con un pico una barrena y hachuelas para apuntalar.”</w:t>
+      </w:r>
+    </w:p>
+    <w:p>
+      <w:pPr>
+        <w:rPr>
+          <w:sz w:val="24"/>
+          <w:szCs w:val="24"/>
+        </w:rPr>
+      </w:pPr>
+      <w:r>
+        <w:rPr>
+          <w:sz w:val="24"/>
+          <w:szCs w:val="24"/>
+          <w:rtl w:val="0"/>
+        </w:rPr>
+        <w:t xml:space="preserve">Juan el barrenista:”actualmente por suerte disponemos de martillos neumáticos y las fijaciones han dejado de ser de madera siendo sustituida por el acero”</w:t>
       </w:r>
     </w:p>
     <w:p>
@@ -1573,71 +1851,6 @@
       </w:pPr>
       <w:r>
         <w:rPr>
-          <w:rtl w:val="0"/>
-        </w:rPr>
-      </w:r>
-    </w:p>
-    <w:p>
-      <w:pPr>
-        <w:rPr>
-          <w:sz w:val="24"/>
-          <w:szCs w:val="24"/>
-        </w:rPr>
-      </w:pPr>
-      <w:r>
-        <w:rPr>
-          <w:rtl w:val="0"/>
-        </w:rPr>
-      </w:r>
-    </w:p>
-    <w:p>
-      <w:pPr>
-        <w:rPr>
-          <w:sz w:val="24"/>
-          <w:szCs w:val="24"/>
-        </w:rPr>
-      </w:pPr>
-      <w:r>
-        <w:rPr>
-          <w:rtl w:val="0"/>
-        </w:rPr>
-      </w:r>
-    </w:p>
-    <w:p>
-      <w:pPr>
-        <w:rPr>
-          <w:sz w:val="24"/>
-          <w:szCs w:val="24"/>
-        </w:rPr>
-      </w:pPr>
-      <w:r>
-        <w:rPr>
-          <w:rtl w:val="0"/>
-        </w:rPr>
-      </w:r>
-    </w:p>
-    <w:p>
-      <w:pPr>
-        <w:rPr>
-          <w:sz w:val="24"/>
-          <w:szCs w:val="24"/>
-        </w:rPr>
-      </w:pPr>
-      <w:r>
-        <w:rPr>
-          <w:rtl w:val="0"/>
-        </w:rPr>
-      </w:r>
-    </w:p>
-    <w:p>
-      <w:pPr>
-        <w:rPr>
-          <w:sz w:val="24"/>
-          <w:szCs w:val="24"/>
-        </w:rPr>
-      </w:pPr>
-      <w:r>
-        <w:rPr>
           <w:sz w:val="24"/>
           <w:szCs w:val="24"/>
           <w:rtl w:val="0"/>
@@ -1764,7 +1977,52 @@
           <w:szCs w:val="24"/>
           <w:rtl w:val="0"/>
         </w:rPr>
-        <w:t xml:space="preserve">Explanation of safety protocols and risks</w:t>
+        <w:t xml:space="preserve">Juan el barrenista :”a continuación procederemos a realizar una demostración de una voladura para ello les rogamos extremar la precaución y seguir en todo momento las instrucciones del personal de las instalaciones sin mas que decir les presento a Andrés nuestro artificiero”</w:t>
+      </w:r>
+    </w:p>
+    <w:p>
+      <w:pPr>
+        <w:rPr>
+          <w:sz w:val="24"/>
+          <w:szCs w:val="24"/>
+        </w:rPr>
+      </w:pPr>
+      <w:r>
+        <w:rPr>
+          <w:sz w:val="24"/>
+          <w:szCs w:val="24"/>
+          <w:rtl w:val="0"/>
+        </w:rPr>
+        <w:t xml:space="preserve">Andres el artificiero: “buenos días a todos. por favor ahora les indicaremos unas pautas de seguridad tratan de seguirlas en todo momento. por su propia seguridad han de llevar casco con careta por la posible metralla causada en la explosion”</w:t>
+      </w:r>
+    </w:p>
+    <w:p>
+      <w:pPr>
+        <w:rPr>
+          <w:sz w:val="24"/>
+          <w:szCs w:val="24"/>
+        </w:rPr>
+      </w:pPr>
+      <w:r>
+        <w:rPr>
+          <w:sz w:val="24"/>
+          <w:szCs w:val="24"/>
+          <w:rtl w:val="0"/>
+        </w:rPr>
+        <w:t xml:space="preserve">Andres el artificiero:”el proceso de una voladura es muy sencillo se realizan una serie de perforaciones en la roca de unos 30 cm donde se depositaran las cargas estas perforaciones se realizan formando una especie de malla con la cual podemos realizar una explosion mucho más controlada ya que la cargas se activan de manera secuencial” </w:t>
+      </w:r>
+    </w:p>
+    <w:p>
+      <w:pPr>
+        <w:rPr>
+          <w:sz w:val="24"/>
+          <w:szCs w:val="24"/>
+        </w:rPr>
+      </w:pPr>
+      <w:r>
+        <w:rPr>
+          <w:rtl w:val="0"/>
+        </w:rPr>
       </w:r>
     </w:p>
     <w:p>
@@ -1973,7 +2231,23 @@
           <w:szCs w:val="24"/>
           <w:rtl w:val="0"/>
         </w:rPr>
-        <w:t xml:space="preserve">Explanation of risks and health conditions</w:t>
+        <w:t xml:space="preserve">Andres el artificiero: “bueno como han podido comprobar aún siendo explosiones muy controladas al ser en un entorno cerrado como en el que nos hallamos la onda expansiva recorre todo el lugar llegando a desplazarse en ocasiones hasta el exterior”</w:t>
+      </w:r>
+    </w:p>
+    <w:p>
+      <w:pPr>
+        <w:rPr>
+          <w:sz w:val="24"/>
+          <w:szCs w:val="24"/>
+        </w:rPr>
+      </w:pPr>
+      <w:r>
+        <w:rPr>
+          <w:sz w:val="24"/>
+          <w:szCs w:val="24"/>
+          <w:rtl w:val="0"/>
+        </w:rPr>
+        <w:t xml:space="preserve">Juan el barrenista:”ahora se procederá a la extracción de la materia desprendida una vez realizada la tarea de recolección se procederá a aproximar el martillo neumático para realizar las nuevas perforaciones de la siguiente voladura”</w:t>
       </w:r>
     </w:p>
     <w:p>
@@ -2153,7 +2427,39 @@
           <w:szCs w:val="24"/>
           <w:rtl w:val="0"/>
         </w:rPr>
-        <w:t xml:space="preserve">Jefe de vagoneros explaining logistics and workflow</w:t>
+        <w:t xml:space="preserve">Pablo el jefe de vagoneros: “Bueno ahora comienza la parte dura del trabajo de los vagoneros al no tratarse de una galería con pendiente hemos de cargar el material a mano en las vagonetas y luego con la locomotora desplazarlas hasta la salida”</w:t>
+      </w:r>
+    </w:p>
+    <w:p>
+      <w:pPr>
+        <w:rPr>
+          <w:sz w:val="24"/>
+          <w:szCs w:val="24"/>
+        </w:rPr>
+      </w:pPr>
+      <w:r>
+        <w:rPr>
+          <w:sz w:val="24"/>
+          <w:szCs w:val="24"/>
+          <w:rtl w:val="0"/>
+        </w:rPr>
+        <w:t xml:space="preserve">Ruben el enfermero: “En lo que mi compañero Pablo realiza la carga les contaré algunos de los riesgos que alberga la mina. El más famoso por sus consecuencias devastadoras es el gas grisú el cual se alberga en cámaras o en el propio carbon “</w:t>
+      </w:r>
+    </w:p>
+    <w:p>
+      <w:pPr>
+        <w:rPr>
+          <w:sz w:val="24"/>
+          <w:szCs w:val="24"/>
+        </w:rPr>
+      </w:pPr>
+      <w:r>
+        <w:rPr>
+          <w:sz w:val="24"/>
+          <w:szCs w:val="24"/>
+          <w:rtl w:val="0"/>
+        </w:rPr>
+        <w:t xml:space="preserve">Ruben el enfermero: “hoy en dia por suerte contamos con equipos de autorrescate y detectores de nivel de grisú lo cual es clave para evitar muertes por asfixia y posibles explosiones pues cuando el grisú se haya atrapado dentro del propio carbón al partir la roca explota provocando heridas graves desprendimientos y la muerte”</w:t>
       </w:r>
     </w:p>
     <w:p>
@@ -2239,6 +2545,19 @@
       </w:pPr>
       <w:r>
         <w:rPr>
+          <w:rtl w:val="0"/>
+        </w:rPr>
+      </w:r>
+    </w:p>
+    <w:p>
+      <w:pPr>
+        <w:rPr>
+          <w:sz w:val="24"/>
+          <w:szCs w:val="24"/>
+        </w:rPr>
+      </w:pPr>
+      <w:r>
+        <w:rPr>
           <w:sz w:val="24"/>
           <w:szCs w:val="24"/>
           <w:rtl w:val="0"/>
@@ -2349,7 +2668,23 @@
           <w:szCs w:val="24"/>
           <w:rtl w:val="0"/>
         </w:rPr>
-        <w:t xml:space="preserve">Short reflections from characters about the job</w:t>
+        <w:t xml:space="preserve">Juan el barrenista:”y hasta aquí llega la visita en el interior de la mina como han podido observar el trabajo en la mina es un trabajo q solo unos pocos lograron aguantar pues las exigencias físicas y mentales requeridas son dignas de algo”</w:t>
+      </w:r>
+    </w:p>
+    <w:p>
+      <w:pPr>
+        <w:rPr>
+          <w:sz w:val="24"/>
+          <w:szCs w:val="24"/>
+        </w:rPr>
+      </w:pPr>
+      <w:r>
+        <w:rPr>
+          <w:sz w:val="24"/>
+          <w:szCs w:val="24"/>
+          <w:rtl w:val="0"/>
+        </w:rPr>
+        <w:t xml:space="preserve">Juan el barrenista: “esperamos que hayan disfrutado como nosotros hemos disfrutado de su compañía” </w:t>
       </w:r>
     </w:p>
     <w:p>
